--- a/rapor.docx
+++ b/rapor.docx
@@ -913,6 +913,25 @@
                 <w:szCs w:val="24"/>
               </w:rPr>
             </w:pPr>
+            <w:hyperlink r:id="rId6" w:history="1">
+              <w:r>
+                <w:rPr>
+                  <w:rStyle w:val="Kpr"/>
+                  <w:rFonts w:asciiTheme="majorHAnsi" w:hAnsiTheme="majorHAnsi" w:cstheme="majorHAnsi"/>
+                  <w:sz w:val="24"/>
+                  <w:szCs w:val="24"/>
+                </w:rPr>
+                <w:t>https://github.com/sSal1m/BLM308-Veri-Madenciligi-Final-Projesi</w:t>
+              </w:r>
+            </w:hyperlink>
+            <w:r>
+              <w:rPr>
+                <w:rFonts w:asciiTheme="majorHAnsi" w:hAnsiTheme="majorHAnsi" w:cstheme="majorHAnsi"/>
+                <w:sz w:val="24"/>
+                <w:szCs w:val="24"/>
+              </w:rPr>
+              <w:t xml:space="preserve"> </w:t>
+            </w:r>
           </w:p>
         </w:tc>
       </w:tr>
@@ -956,6 +975,25 @@
                 <w:szCs w:val="24"/>
               </w:rPr>
             </w:pPr>
+            <w:hyperlink r:id="rId7" w:history="1">
+              <w:r>
+                <w:rPr>
+                  <w:rStyle w:val="Kpr"/>
+                  <w:rFonts w:asciiTheme="majorHAnsi" w:hAnsiTheme="majorHAnsi" w:cstheme="majorHAnsi"/>
+                  <w:sz w:val="24"/>
+                  <w:szCs w:val="24"/>
+                </w:rPr>
+                <w:t>https://gitlab.com/25sehasalim/blm308-veri-madenciligi-final-projesi</w:t>
+              </w:r>
+            </w:hyperlink>
+            <w:r>
+              <w:rPr>
+                <w:rFonts w:asciiTheme="majorHAnsi" w:hAnsiTheme="majorHAnsi" w:cstheme="majorHAnsi"/>
+                <w:sz w:val="24"/>
+                <w:szCs w:val="24"/>
+              </w:rPr>
+              <w:t xml:space="preserve"> </w:t>
+            </w:r>
           </w:p>
         </w:tc>
       </w:tr>
@@ -1984,6 +2022,7 @@
                 <w:sz w:val="24"/>
                 <w:szCs w:val="24"/>
               </w:rPr>
+              <w:lastRenderedPageBreak/>
               <w:t xml:space="preserve">   4.1. Seçilen Algoritmalar .........................................................</w:t>
             </w:r>
           </w:p>
@@ -2088,7 +2127,6 @@
                 <w:sz w:val="24"/>
                 <w:szCs w:val="24"/>
               </w:rPr>
-              <w:lastRenderedPageBreak/>
               <w:t xml:space="preserve">   4.3. Hiperparametre Ayarı .........................................................</w:t>
             </w:r>
           </w:p>
@@ -5073,7 +5111,7 @@
                     <pic:cNvPicPr/>
                   </pic:nvPicPr>
                   <pic:blipFill>
-                    <a:blip r:embed="rId6"/>
+                    <a:blip r:embed="rId8"/>
                     <a:stretch>
                       <a:fillRect/>
                     </a:stretch>
@@ -5182,7 +5220,7 @@
                     <pic:cNvPicPr/>
                   </pic:nvPicPr>
                   <pic:blipFill>
-                    <a:blip r:embed="rId7"/>
+                    <a:blip r:embed="rId9"/>
                     <a:stretch>
                       <a:fillRect/>
                     </a:stretch>
@@ -5268,7 +5306,7 @@
                     <pic:cNvPicPr/>
                   </pic:nvPicPr>
                   <pic:blipFill>
-                    <a:blip r:embed="rId8"/>
+                    <a:blip r:embed="rId10"/>
                     <a:stretch>
                       <a:fillRect/>
                     </a:stretch>
@@ -7717,7 +7755,7 @@
                     <pic:cNvPicPr/>
                   </pic:nvPicPr>
                   <pic:blipFill>
-                    <a:blip r:embed="rId9"/>
+                    <a:blip r:embed="rId11"/>
                     <a:stretch>
                       <a:fillRect/>
                     </a:stretch>
@@ -7808,7 +7846,7 @@
                     <pic:cNvPicPr/>
                   </pic:nvPicPr>
                   <pic:blipFill>
-                    <a:blip r:embed="rId10"/>
+                    <a:blip r:embed="rId12"/>
                     <a:stretch>
                       <a:fillRect/>
                     </a:stretch>
@@ -21155,6 +21193,29 @@
       <w:rFonts w:ascii="Consolas" w:hAnsi="Consolas"/>
     </w:rPr>
   </w:style>
+  <w:style w:type="character" w:styleId="Kpr">
+    <w:name w:val="Hyperlink"/>
+    <w:basedOn w:val="VarsaylanParagrafYazTipi"/>
+    <w:uiPriority w:val="99"/>
+    <w:unhideWhenUsed/>
+    <w:rsid w:val="003124E2"/>
+    <w:rPr>
+      <w:color w:val="0000FF" w:themeColor="hyperlink"/>
+      <w:u w:val="single"/>
+    </w:rPr>
+  </w:style>
+  <w:style w:type="character" w:styleId="zmlenmeyenBahsetme">
+    <w:name w:val="Unresolved Mention"/>
+    <w:basedOn w:val="VarsaylanParagrafYazTipi"/>
+    <w:uiPriority w:val="99"/>
+    <w:semiHidden/>
+    <w:unhideWhenUsed/>
+    <w:rsid w:val="003124E2"/>
+    <w:rPr>
+      <w:color w:val="605E5C"/>
+      <w:shd w:val="clear" w:color="auto" w:fill="E1DFDD"/>
+    </w:rPr>
+  </w:style>
 </w:styles>
 </file>
 
